--- a/static/downloads/pt-br/docx/layer-6/version-history.docx
+++ b/static/downloads/pt-br/docx/layer-6/version-history.docx
@@ -87,7 +87,7 @@
         <w:t xml:space="preserve"> </w:t>
       </w:r>
       <w:r>
-        <w:t xml:space="preserve">2026-06-26</w:t>
+        <w:t xml:space="preserve">2026-07-07</w:t>
       </w:r>
     </w:p>
     <w:p>
@@ -238,10 +238,10 @@
     </w:p>
     <w:p>
       <w:pPr>
-        <w:pStyle w:val="BlockText"/>
-      </w:pPr>
-      <w:r>
-        <w:t xml:space="preserve">O registro autoritativo legível por humanos de todas as mudanças adotadas na implementação RCOS da sua comunidade. A versão atualmente ativa é a entrada mais recente no topo deste arquivo. Regras substituídas permanecem acessíveis via controle de versão.</w:t>
+        <w:pStyle w:val="FirstParagraph"/>
+      </w:pPr>
+      <w:r>
+        <w:t xml:space="preserve">&gt; O registro autoritativo legível por humanos de todas as mudanças adotadas na implementação RCOS da sua comunidade. A versão atualmente ativa é a entrada mais recente no topo deste arquivo. Regras substituídas permanecem acessíveis via controle de versão.</w:t>
       </w:r>
     </w:p>
     <w:p>
@@ -435,8 +435,14 @@
     </w:p>
     <w:p>
       <w:pPr>
-        <w:pStyle w:val="BlockText"/>
-      </w:pPr>
+        <w:pStyle w:val="BodyText"/>
+      </w:pPr>
+      <w:r>
+        <w:t xml:space="preserve">&gt;</w:t>
+      </w:r>
+      <w:r>
+        <w:t xml:space="preserve"> </w:t>
+      </w:r>
       <w:r>
         <w:rPr>
           <w:b/>
@@ -444,13 +450,17 @@
         </w:rPr>
         <w:t xml:space="preserve">Justificativa — Por que registrar cada mudança adotada</w:t>
       </w:r>
-    </w:p>
-    <w:p>
-      <w:pPr>
-        <w:pStyle w:val="BlockText"/>
-      </w:pPr>
-      <w:r>
-        <w:t xml:space="preserve">Uma governança que não consegue apontar</w:t>
+      <w:r>
+        <w:t xml:space="preserve"> </w:t>
+      </w:r>
+      <w:r>
+        <w:t xml:space="preserve">&gt;</w:t>
+      </w:r>
+      <w:r>
+        <w:t xml:space="preserve"> </w:t>
+      </w:r>
+      <w:r>
+        <w:t xml:space="preserve">&gt; Uma governança que não consegue apontar</w:t>
       </w:r>
       <w:r>
         <w:t xml:space="preserve"> </w:t>
@@ -467,8 +477,14 @@
     </w:p>
     <w:p>
       <w:pPr>
-        <w:pStyle w:val="BlockText"/>
-      </w:pPr>
+        <w:pStyle w:val="BodyText"/>
+      </w:pPr>
+      <w:r>
+        <w:t xml:space="preserve">&gt;</w:t>
+      </w:r>
+      <w:r>
+        <w:t xml:space="preserve"> </w:t>
+      </w:r>
       <w:r>
         <w:rPr>
           <w:b/>
@@ -476,13 +492,17 @@
         </w:rPr>
         <w:t xml:space="preserve">Instruções — Como preencher isto</w:t>
       </w:r>
-    </w:p>
-    <w:p>
-      <w:pPr>
-        <w:pStyle w:val="BlockText"/>
-      </w:pPr>
-      <w:r>
-        <w:t xml:space="preserve">Use o modelo de entrada abaixo para cada mudança adotada. Novas entradas são adicionadas acima da mais recente. Não edite entradas históricas — correções são registradas como novas entradas.</w:t>
+      <w:r>
+        <w:t xml:space="preserve"> </w:t>
+      </w:r>
+      <w:r>
+        <w:t xml:space="preserve">&gt;</w:t>
+      </w:r>
+      <w:r>
+        <w:t xml:space="preserve"> </w:t>
+      </w:r>
+      <w:r>
+        <w:t xml:space="preserve">&gt; Use o modelo de entrada abaixo para cada mudança adotada. Novas entradas são adicionadas acima da mais recente. Não edite entradas históricas — correções são registradas como novas entradas.</w:t>
       </w:r>
     </w:p>
     <w:p>
@@ -929,6 +949,9 @@
       </w:r>
       <w:r>
         <w:t xml:space="preserve"> </w:t>
+      </w:r>
+      <w:r>
+        <w:t xml:space="preserve">&lt;AAAA-MM-DD&gt;</w:t>
       </w:r>
     </w:p>
     <w:p>

--- a/static/downloads/pt-br/docx/layer-6/version-history.docx
+++ b/static/downloads/pt-br/docx/layer-6/version-history.docx
@@ -87,7 +87,7 @@
         <w:t xml:space="preserve"> </w:t>
       </w:r>
       <w:r>
-        <w:t xml:space="preserve">2026-07-07</w:t>
+        <w:t xml:space="preserve">2026-08-31</w:t>
       </w:r>
     </w:p>
     <w:p>
